--- a/tk/Tastenkombinationen_A3.docx
+++ b/tk/Tastenkombinationen_A3.docx
@@ -185,12 +185,6 @@
         <w:gridCol w:w="3500"/>
       </w:tblGrid>
       <w:tr>
-        <w:tblPrEx>
-          <w:tblCellMar>
-            <w:top w:w="0" w:type="dxa"/>
-            <w:bottom w:w="0" w:type="dxa"/>
-          </w:tblCellMar>
-        </w:tblPrEx>
         <w:tc>
           <w:tcPr>
             <w:tcW w:w="6406" w:type="dxa"/>
@@ -272,12 +266,6 @@
         </w:tc>
       </w:tr>
       <w:tr>
-        <w:tblPrEx>
-          <w:tblCellMar>
-            <w:top w:w="0" w:type="dxa"/>
-            <w:bottom w:w="0" w:type="dxa"/>
-          </w:tblCellMar>
-        </w:tblPrEx>
         <w:tc>
           <w:tcPr>
             <w:tcW w:w="6406" w:type="dxa"/>
@@ -361,12 +349,6 @@
         </w:tc>
       </w:tr>
       <w:tr>
-        <w:tblPrEx>
-          <w:tblCellMar>
-            <w:top w:w="0" w:type="dxa"/>
-            <w:bottom w:w="0" w:type="dxa"/>
-          </w:tblCellMar>
-        </w:tblPrEx>
         <w:tc>
           <w:tcPr>
             <w:tcW w:w="6406" w:type="dxa"/>
@@ -448,12 +430,6 @@
         </w:tc>
       </w:tr>
       <w:tr>
-        <w:tblPrEx>
-          <w:tblCellMar>
-            <w:top w:w="0" w:type="dxa"/>
-            <w:bottom w:w="0" w:type="dxa"/>
-          </w:tblCellMar>
-        </w:tblPrEx>
         <w:tc>
           <w:tcPr>
             <w:tcW w:w="6406" w:type="dxa"/>
@@ -537,12 +513,6 @@
         </w:tc>
       </w:tr>
       <w:tr>
-        <w:tblPrEx>
-          <w:tblCellMar>
-            <w:top w:w="0" w:type="dxa"/>
-            <w:bottom w:w="0" w:type="dxa"/>
-          </w:tblCellMar>
-        </w:tblPrEx>
         <w:tc>
           <w:tcPr>
             <w:tcW w:w="6406" w:type="dxa"/>
@@ -624,12 +594,6 @@
         </w:tc>
       </w:tr>
       <w:tr>
-        <w:tblPrEx>
-          <w:tblCellMar>
-            <w:top w:w="0" w:type="dxa"/>
-            <w:bottom w:w="0" w:type="dxa"/>
-          </w:tblCellMar>
-        </w:tblPrEx>
         <w:tc>
           <w:tcPr>
             <w:tcW w:w="6406" w:type="dxa"/>
@@ -713,12 +677,6 @@
         </w:tc>
       </w:tr>
       <w:tr>
-        <w:tblPrEx>
-          <w:tblCellMar>
-            <w:top w:w="0" w:type="dxa"/>
-            <w:bottom w:w="0" w:type="dxa"/>
-          </w:tblCellMar>
-        </w:tblPrEx>
         <w:tc>
           <w:tcPr>
             <w:tcW w:w="6406" w:type="dxa"/>
@@ -800,12 +758,6 @@
         </w:tc>
       </w:tr>
       <w:tr>
-        <w:tblPrEx>
-          <w:tblCellMar>
-            <w:top w:w="0" w:type="dxa"/>
-            <w:bottom w:w="0" w:type="dxa"/>
-          </w:tblCellMar>
-        </w:tblPrEx>
         <w:tc>
           <w:tcPr>
             <w:tcW w:w="6406" w:type="dxa"/>
@@ -877,12 +829,6 @@
         </w:tc>
       </w:tr>
       <w:tr>
-        <w:tblPrEx>
-          <w:tblCellMar>
-            <w:top w:w="0" w:type="dxa"/>
-            <w:bottom w:w="0" w:type="dxa"/>
-          </w:tblCellMar>
-        </w:tblPrEx>
         <w:tc>
           <w:tcPr>
             <w:tcW w:w="6406" w:type="dxa"/>
@@ -964,12 +910,6 @@
         </w:tc>
       </w:tr>
       <w:tr>
-        <w:tblPrEx>
-          <w:tblCellMar>
-            <w:top w:w="0" w:type="dxa"/>
-            <w:bottom w:w="0" w:type="dxa"/>
-          </w:tblCellMar>
-        </w:tblPrEx>
         <w:tc>
           <w:tcPr>
             <w:tcW w:w="6406" w:type="dxa"/>
@@ -1053,12 +993,6 @@
         </w:tc>
       </w:tr>
       <w:tr>
-        <w:tblPrEx>
-          <w:tblCellMar>
-            <w:top w:w="0" w:type="dxa"/>
-            <w:bottom w:w="0" w:type="dxa"/>
-          </w:tblCellMar>
-        </w:tblPrEx>
         <w:tc>
           <w:tcPr>
             <w:tcW w:w="6406" w:type="dxa"/>
@@ -1140,12 +1074,6 @@
         </w:tc>
       </w:tr>
       <w:tr>
-        <w:tblPrEx>
-          <w:tblCellMar>
-            <w:top w:w="0" w:type="dxa"/>
-            <w:bottom w:w="0" w:type="dxa"/>
-          </w:tblCellMar>
-        </w:tblPrEx>
         <w:tc>
           <w:tcPr>
             <w:tcW w:w="6406" w:type="dxa"/>
@@ -1229,12 +1157,6 @@
         </w:tc>
       </w:tr>
       <w:tr>
-        <w:tblPrEx>
-          <w:tblCellMar>
-            <w:top w:w="0" w:type="dxa"/>
-            <w:bottom w:w="0" w:type="dxa"/>
-          </w:tblCellMar>
-        </w:tblPrEx>
         <w:tc>
           <w:tcPr>
             <w:tcW w:w="6406" w:type="dxa"/>
@@ -1316,12 +1238,6 @@
         </w:tc>
       </w:tr>
       <w:tr>
-        <w:tblPrEx>
-          <w:tblCellMar>
-            <w:top w:w="0" w:type="dxa"/>
-            <w:bottom w:w="0" w:type="dxa"/>
-          </w:tblCellMar>
-        </w:tblPrEx>
         <w:tc>
           <w:tcPr>
             <w:tcW w:w="6406" w:type="dxa"/>
@@ -1405,12 +1321,6 @@
         </w:tc>
       </w:tr>
       <w:tr>
-        <w:tblPrEx>
-          <w:tblCellMar>
-            <w:top w:w="0" w:type="dxa"/>
-            <w:bottom w:w="0" w:type="dxa"/>
-          </w:tblCellMar>
-        </w:tblPrEx>
         <w:tc>
           <w:tcPr>
             <w:tcW w:w="6406" w:type="dxa"/>
@@ -1492,12 +1402,6 @@
         </w:tc>
       </w:tr>
       <w:tr>
-        <w:tblPrEx>
-          <w:tblCellMar>
-            <w:top w:w="0" w:type="dxa"/>
-            <w:bottom w:w="0" w:type="dxa"/>
-          </w:tblCellMar>
-        </w:tblPrEx>
         <w:tc>
           <w:tcPr>
             <w:tcW w:w="6406" w:type="dxa"/>
@@ -1795,12 +1699,6 @@
         <w:gridCol w:w="3500"/>
       </w:tblGrid>
       <w:tr>
-        <w:tblPrEx>
-          <w:tblCellMar>
-            <w:top w:w="0" w:type="dxa"/>
-            <w:bottom w:w="0" w:type="dxa"/>
-          </w:tblCellMar>
-        </w:tblPrEx>
         <w:tc>
           <w:tcPr>
             <w:tcW w:w="6406" w:type="dxa"/>
@@ -1870,12 +1768,6 @@
         </w:tc>
       </w:tr>
       <w:tr>
-        <w:tblPrEx>
-          <w:tblCellMar>
-            <w:top w:w="0" w:type="dxa"/>
-            <w:bottom w:w="0" w:type="dxa"/>
-          </w:tblCellMar>
-        </w:tblPrEx>
         <w:tc>
           <w:tcPr>
             <w:tcW w:w="6406" w:type="dxa"/>
@@ -1947,12 +1839,6 @@
         </w:tc>
       </w:tr>
       <w:tr>
-        <w:tblPrEx>
-          <w:tblCellMar>
-            <w:top w:w="0" w:type="dxa"/>
-            <w:bottom w:w="0" w:type="dxa"/>
-          </w:tblCellMar>
-        </w:tblPrEx>
         <w:tc>
           <w:tcPr>
             <w:tcW w:w="6406" w:type="dxa"/>
@@ -2022,12 +1908,6 @@
         </w:tc>
       </w:tr>
       <w:tr>
-        <w:tblPrEx>
-          <w:tblCellMar>
-            <w:top w:w="0" w:type="dxa"/>
-            <w:bottom w:w="0" w:type="dxa"/>
-          </w:tblCellMar>
-        </w:tblPrEx>
         <w:tc>
           <w:tcPr>
             <w:tcW w:w="6406" w:type="dxa"/>
@@ -2099,12 +1979,6 @@
         </w:tc>
       </w:tr>
       <w:tr>
-        <w:tblPrEx>
-          <w:tblCellMar>
-            <w:top w:w="0" w:type="dxa"/>
-            <w:bottom w:w="0" w:type="dxa"/>
-          </w:tblCellMar>
-        </w:tblPrEx>
         <w:tc>
           <w:tcPr>
             <w:tcW w:w="6406" w:type="dxa"/>
@@ -2174,12 +2048,6 @@
         </w:tc>
       </w:tr>
       <w:tr>
-        <w:tblPrEx>
-          <w:tblCellMar>
-            <w:top w:w="0" w:type="dxa"/>
-            <w:bottom w:w="0" w:type="dxa"/>
-          </w:tblCellMar>
-        </w:tblPrEx>
         <w:tc>
           <w:tcPr>
             <w:tcW w:w="6406" w:type="dxa"/>
@@ -2251,12 +2119,6 @@
         </w:tc>
       </w:tr>
       <w:tr>
-        <w:tblPrEx>
-          <w:tblCellMar>
-            <w:top w:w="0" w:type="dxa"/>
-            <w:bottom w:w="0" w:type="dxa"/>
-          </w:tblCellMar>
-        </w:tblPrEx>
         <w:tc>
           <w:tcPr>
             <w:tcW w:w="6406" w:type="dxa"/>
@@ -2335,12 +2197,6 @@
         </w:tc>
       </w:tr>
       <w:tr>
-        <w:tblPrEx>
-          <w:tblCellMar>
-            <w:top w:w="0" w:type="dxa"/>
-            <w:bottom w:w="0" w:type="dxa"/>
-          </w:tblCellMar>
-        </w:tblPrEx>
         <w:tc>
           <w:tcPr>
             <w:tcW w:w="6406" w:type="dxa"/>
@@ -2421,12 +2277,6 @@
         </w:tc>
       </w:tr>
       <w:tr>
-        <w:tblPrEx>
-          <w:tblCellMar>
-            <w:top w:w="0" w:type="dxa"/>
-            <w:bottom w:w="0" w:type="dxa"/>
-          </w:tblCellMar>
-        </w:tblPrEx>
         <w:tc>
           <w:tcPr>
             <w:tcW w:w="6406" w:type="dxa"/>
@@ -2505,12 +2355,6 @@
         </w:tc>
       </w:tr>
       <w:tr>
-        <w:tblPrEx>
-          <w:tblCellMar>
-            <w:top w:w="0" w:type="dxa"/>
-            <w:bottom w:w="0" w:type="dxa"/>
-          </w:tblCellMar>
-        </w:tblPrEx>
         <w:tc>
           <w:tcPr>
             <w:tcW w:w="6406" w:type="dxa"/>
@@ -2594,12 +2438,6 @@
         </w:tc>
       </w:tr>
       <w:tr>
-        <w:tblPrEx>
-          <w:tblCellMar>
-            <w:top w:w="0" w:type="dxa"/>
-            <w:bottom w:w="0" w:type="dxa"/>
-          </w:tblCellMar>
-        </w:tblPrEx>
         <w:tc>
           <w:tcPr>
             <w:tcW w:w="6406" w:type="dxa"/>
@@ -2720,12 +2558,6 @@
         <w:gridCol w:w="9906"/>
       </w:tblGrid>
       <w:tr>
-        <w:tblPrEx>
-          <w:tblCellMar>
-            <w:top w:w="0" w:type="dxa"/>
-            <w:bottom w:w="0" w:type="dxa"/>
-          </w:tblCellMar>
-        </w:tblPrEx>
         <w:tc>
           <w:tcPr>
             <w:tcW w:w="9906" w:type="dxa"/>
@@ -2844,12 +2676,6 @@
         <w:gridCol w:w="2286"/>
       </w:tblGrid>
       <w:tr>
-        <w:tblPrEx>
-          <w:tblCellMar>
-            <w:top w:w="0" w:type="dxa"/>
-            <w:bottom w:w="0" w:type="dxa"/>
-          </w:tblCellMar>
-        </w:tblPrEx>
         <w:trPr>
           <w:trHeight w:val="560"/>
         </w:trPr>
@@ -2956,12 +2782,6 @@
         </w:tc>
       </w:tr>
       <w:tr>
-        <w:tblPrEx>
-          <w:tblCellMar>
-            <w:top w:w="0" w:type="dxa"/>
-            <w:bottom w:w="0" w:type="dxa"/>
-          </w:tblCellMar>
-        </w:tblPrEx>
         <w:trPr>
           <w:trHeight w:val="560"/>
         </w:trPr>
@@ -3068,12 +2888,6 @@
         </w:tc>
       </w:tr>
       <w:tr>
-        <w:tblPrEx>
-          <w:tblCellMar>
-            <w:top w:w="0" w:type="dxa"/>
-            <w:bottom w:w="0" w:type="dxa"/>
-          </w:tblCellMar>
-        </w:tblPrEx>
         <w:trPr>
           <w:trHeight w:val="560"/>
         </w:trPr>
@@ -3180,12 +2994,6 @@
         </w:tc>
       </w:tr>
       <w:tr>
-        <w:tblPrEx>
-          <w:tblCellMar>
-            <w:top w:w="0" w:type="dxa"/>
-            <w:bottom w:w="0" w:type="dxa"/>
-          </w:tblCellMar>
-        </w:tblPrEx>
         <w:trPr>
           <w:trHeight w:val="560"/>
         </w:trPr>
@@ -3292,12 +3100,6 @@
         </w:tc>
       </w:tr>
       <w:tr>
-        <w:tblPrEx>
-          <w:tblCellMar>
-            <w:top w:w="0" w:type="dxa"/>
-            <w:bottom w:w="0" w:type="dxa"/>
-          </w:tblCellMar>
-        </w:tblPrEx>
         <w:trPr>
           <w:trHeight w:val="560"/>
         </w:trPr>
@@ -3404,12 +3206,6 @@
         </w:tc>
       </w:tr>
       <w:tr>
-        <w:tblPrEx>
-          <w:tblCellMar>
-            <w:top w:w="0" w:type="dxa"/>
-            <w:bottom w:w="0" w:type="dxa"/>
-          </w:tblCellMar>
-        </w:tblPrEx>
         <w:trPr>
           <w:trHeight w:val="560"/>
         </w:trPr>
@@ -3499,12 +3295,6 @@
         </w:tc>
       </w:tr>
       <w:tr>
-        <w:tblPrEx>
-          <w:tblCellMar>
-            <w:top w:w="0" w:type="dxa"/>
-            <w:bottom w:w="0" w:type="dxa"/>
-          </w:tblCellMar>
-        </w:tblPrEx>
         <w:trPr>
           <w:trHeight w:val="560"/>
         </w:trPr>
@@ -3600,12 +3390,6 @@
         </w:tc>
       </w:tr>
       <w:tr>
-        <w:tblPrEx>
-          <w:tblCellMar>
-            <w:top w:w="0" w:type="dxa"/>
-            <w:bottom w:w="0" w:type="dxa"/>
-          </w:tblCellMar>
-        </w:tblPrEx>
         <w:trPr>
           <w:trHeight w:val="560"/>
         </w:trPr>
@@ -3712,12 +3496,6 @@
         </w:tc>
       </w:tr>
       <w:tr>
-        <w:tblPrEx>
-          <w:tblCellMar>
-            <w:top w:w="0" w:type="dxa"/>
-            <w:bottom w:w="0" w:type="dxa"/>
-          </w:tblCellMar>
-        </w:tblPrEx>
         <w:trPr>
           <w:trHeight w:val="560"/>
         </w:trPr>
@@ -3935,12 +3713,6 @@
         </w:tc>
       </w:tr>
       <w:tr>
-        <w:tblPrEx>
-          <w:tblCellMar>
-            <w:top w:w="0" w:type="dxa"/>
-            <w:bottom w:w="0" w:type="dxa"/>
-          </w:tblCellMar>
-        </w:tblPrEx>
         <w:trPr>
           <w:trHeight w:val="560"/>
         </w:trPr>
@@ -4064,12 +3836,6 @@
         <w:gridCol w:w="9906"/>
       </w:tblGrid>
       <w:tr>
-        <w:tblPrEx>
-          <w:tblCellMar>
-            <w:top w:w="0" w:type="dxa"/>
-            <w:bottom w:w="0" w:type="dxa"/>
-          </w:tblCellMar>
-        </w:tblPrEx>
         <w:tc>
           <w:tcPr>
             <w:tcW w:w="9906" w:type="dxa"/>
@@ -4083,8 +3849,6 @@
           <w:p>
             <w:pPr>
               <w:spacing w:after="50"/>
-            </w:pPr>
-            <w:r>
               <w:rPr>
                 <w:b/>
                 <w:bCs/>
@@ -4092,7 +3856,58 @@
                 <w:sz w:val="26"/>
                 <w:szCs w:val="26"/>
               </w:rPr>
+            </w:pPr>
+            <w:r>
+              <w:rPr>
+                <w:rFonts w:ascii="Segoe UI Emoji" w:hAnsi="Segoe UI Emoji" w:cs="Segoe UI Emoji"/>
+                <w:b/>
+                <w:bCs/>
+                <w:color w:val="C00000"/>
+                <w:sz w:val="26"/>
+                <w:szCs w:val="26"/>
+              </w:rPr>
+              <w:t>🐭⛔</w:t>
+            </w:r>
+            <w:r>
+              <w:rPr>
+                <w:b/>
+                <w:bCs/>
+                <w:color w:val="C00000"/>
+                <w:sz w:val="26"/>
+                <w:szCs w:val="26"/>
+              </w:rPr>
+              <w:t xml:space="preserve"> </w:t>
+            </w:r>
+            <w:r>
+              <w:rPr>
+                <w:b/>
+                <w:bCs/>
+                <w:color w:val="C00000"/>
+                <w:sz w:val="26"/>
+                <w:szCs w:val="26"/>
+              </w:rPr>
               <w:t>Mission 2 – Maus weglegen</w:t>
+            </w:r>
+            <w:r>
+              <w:rPr>
+                <w:b/>
+                <w:bCs/>
+                <w:color w:val="C00000"/>
+                <w:sz w:val="26"/>
+                <w:szCs w:val="26"/>
+              </w:rPr>
+              <w:t xml:space="preserve"> </w:t>
+            </w:r>
+            <w:r>
+              <w:rPr>
+                <w:rFonts w:ascii="Segoe UI Emoji" w:hAnsi="Segoe UI Emoji" w:cs="Segoe UI Emoji"/>
+                <w:b/>
+                <w:bCs/>
+                <w:color w:val="C00000"/>
+                <w:sz w:val="26"/>
+                <w:szCs w:val="26"/>
+              </w:rPr>
+              <w:t>⛔🐭</w:t>
             </w:r>
           </w:p>
           <w:p>
@@ -4213,12 +4028,6 @@
         <w:gridCol w:w="9906"/>
       </w:tblGrid>
       <w:tr>
-        <w:tblPrEx>
-          <w:tblCellMar>
-            <w:top w:w="0" w:type="dxa"/>
-            <w:bottom w:w="0" w:type="dxa"/>
-          </w:tblCellMar>
-        </w:tblPrEx>
         <w:tc>
           <w:tcPr>
             <w:tcW w:w="9906" w:type="dxa"/>
